--- a/RKV_Baocao.docx
+++ b/RKV_Baocao.docx
@@ -52,7 +52,7 @@
         <w:spacing w:line="360" w:lineRule="auto"/>
         <w:jc w:val="right"/>
         <w:rPr>
-          <w:rFonts w:ascii="SimSun" w:eastAsia="SimSun" w:hAnsi="SimSun" w:cs="SimSun"/>
+          <w:rFonts w:ascii="Arial" w:eastAsia="SimSun" w:hAnsi="Arial" w:cs="Arial"/>
           <w:sz w:val="24"/>
           <w:szCs w:val="24"/>
         </w:rPr>
@@ -68,7 +68,7 @@
       </w:r>
       <w:r>
         <w:rPr>
-          <w:rFonts w:ascii="SimSun" w:eastAsia="SimSun" w:hAnsi="SimSun" w:cs="SimSun"/>
+          <w:rFonts w:ascii="Arial" w:eastAsia="SimSun" w:hAnsi="Arial" w:cs="Arial"/>
           <w:sz w:val="24"/>
           <w:szCs w:val="24"/>
         </w:rPr>
@@ -80,7 +80,7 @@
         <w:spacing w:line="360" w:lineRule="auto"/>
         <w:jc w:val="right"/>
         <w:rPr>
-          <w:rFonts w:ascii="SimSun" w:eastAsia="SimSun" w:hAnsi="SimSun" w:cs="SimSun"/>
+          <w:rFonts w:ascii="Arial" w:eastAsia="SimSun" w:hAnsi="Arial" w:cs="Arial"/>
           <w:sz w:val="24"/>
           <w:szCs w:val="24"/>
         </w:rPr>
@@ -122,7 +122,7 @@
       </w:r>
       <w:r>
         <w:rPr>
-          <w:rFonts w:ascii="SimSun" w:eastAsia="SimSun" w:hAnsi="SimSun" w:cs="SimSun"/>
+          <w:rFonts w:ascii="Arial" w:eastAsia="SimSun" w:hAnsi="Arial" w:cs="Arial"/>
           <w:sz w:val="24"/>
           <w:szCs w:val="24"/>
         </w:rPr>
@@ -139,7 +139,7 @@
         <w:spacing w:before="120" w:after="120" w:line="360" w:lineRule="auto"/>
         <w:jc w:val="both"/>
         <w:rPr>
-          <w:rFonts w:ascii="SimSun" w:eastAsia="SimSun" w:hAnsi="SimSun" w:cs="SimSun"/>
+          <w:rFonts w:ascii="Arial" w:eastAsia="SimSun" w:hAnsi="Arial" w:cs="Arial"/>
           <w:sz w:val="24"/>
           <w:szCs w:val="24"/>
         </w:rPr>
@@ -164,7 +164,7 @@
       </w:r>
       <w:r>
         <w:rPr>
-          <w:rFonts w:ascii="SimSun" w:eastAsia="SimSun" w:hAnsi="SimSun" w:cs="SimSun"/>
+          <w:rFonts w:ascii="Arial" w:eastAsia="SimSun" w:hAnsi="Arial" w:cs="Arial"/>
           <w:sz w:val="24"/>
           <w:szCs w:val="24"/>
         </w:rPr>
@@ -181,7 +181,7 @@
         <w:spacing w:before="120" w:after="120" w:line="360" w:lineRule="auto"/>
         <w:jc w:val="both"/>
         <w:rPr>
-          <w:rFonts w:ascii="SimSun" w:eastAsia="SimSun" w:hAnsi="SimSun" w:cs="SimSun"/>
+          <w:rFonts w:ascii="Arial" w:eastAsia="SimSun" w:hAnsi="Arial" w:cs="Arial"/>
           <w:sz w:val="24"/>
           <w:szCs w:val="24"/>
         </w:rPr>
@@ -206,7 +206,7 @@
       </w:r>
       <w:r>
         <w:rPr>
-          <w:rFonts w:ascii="SimSun" w:eastAsia="SimSun" w:hAnsi="SimSun" w:cs="SimSun"/>
+          <w:rFonts w:ascii="Arial" w:eastAsia="SimSun" w:hAnsi="Arial" w:cs="Arial"/>
           <w:sz w:val="24"/>
           <w:szCs w:val="24"/>
         </w:rPr>
@@ -223,7 +223,7 @@
         <w:spacing w:before="120" w:after="120" w:line="360" w:lineRule="auto"/>
         <w:jc w:val="both"/>
         <w:rPr>
-          <w:rFonts w:ascii="SimSun" w:eastAsia="SimSun" w:hAnsi="SimSun" w:cs="SimSun"/>
+          <w:rFonts w:ascii="Arial" w:eastAsia="SimSun" w:hAnsi="Arial" w:cs="Arial"/>
           <w:sz w:val="24"/>
           <w:szCs w:val="24"/>
         </w:rPr>
@@ -272,7 +272,7 @@
       </w:r>
       <w:r>
         <w:rPr>
-          <w:rFonts w:ascii="SimSun" w:eastAsia="SimSun" w:hAnsi="SimSun" w:cs="SimSun"/>
+          <w:rFonts w:ascii="Arial" w:eastAsia="SimSun" w:hAnsi="Arial" w:cs="Arial"/>
           <w:sz w:val="24"/>
           <w:szCs w:val="24"/>
         </w:rPr>
@@ -289,7 +289,7 @@
         <w:spacing w:before="120" w:after="120" w:line="360" w:lineRule="auto"/>
         <w:jc w:val="both"/>
         <w:rPr>
-          <w:rFonts w:ascii="SimSun" w:eastAsia="SimSun" w:hAnsi="SimSun" w:cs="SimSun"/>
+          <w:rFonts w:ascii="Arial" w:eastAsia="SimSun" w:hAnsi="Arial" w:cs="Arial"/>
           <w:sz w:val="24"/>
           <w:szCs w:val="24"/>
         </w:rPr>
@@ -359,7 +359,7 @@
       </w:pPr>
       <w:r>
         <w:rPr>
-          <w:rFonts w:ascii="SimSun" w:eastAsia="SimSun" w:hAnsi="SimSun" w:cs="SimSun"/>
+          <w:rFonts w:ascii="Arial" w:eastAsia="SimSun" w:hAnsi="Arial" w:cs="Arial"/>
           <w:sz w:val="24"/>
           <w:szCs w:val="24"/>
         </w:rPr>
@@ -455,14 +455,14 @@
         <w:spacing w:before="120" w:after="120" w:line="360" w:lineRule="auto"/>
         <w:jc w:val="both"/>
         <w:rPr>
-          <w:rFonts w:ascii="SimSun" w:eastAsia="SimSun" w:hAnsi="SimSun" w:cs="SimSun"/>
-          <w:sz w:val="24"/>
-          <w:szCs w:val="24"/>
-        </w:rPr>
-      </w:pPr>
-      <w:r>
-        <w:rPr>
-          <w:rFonts w:ascii="SimSun" w:eastAsia="SimSun" w:hAnsi="SimSun" w:cs="SimSun"/>
+          <w:rFonts w:ascii="Arial" w:eastAsia="SimSun" w:hAnsi="Arial" w:cs="Arial"/>
+          <w:sz w:val="24"/>
+          <w:szCs w:val="24"/>
+        </w:rPr>
+      </w:pPr>
+      <w:r>
+        <w:rPr>
+          <w:rFonts w:ascii="Arial" w:eastAsia="SimSun" w:hAnsi="Arial" w:cs="Arial"/>
           <w:sz w:val="24"/>
           <w:szCs w:val="24"/>
         </w:rPr>
@@ -479,114 +479,18 @@
         <w:spacing w:before="120" w:after="120" w:line="360" w:lineRule="auto"/>
         <w:jc w:val="both"/>
         <w:rPr>
-          <w:rFonts w:ascii="SimSun" w:eastAsia="SimSun" w:hAnsi="SimSun" w:cs="SimSun"/>
-          <w:sz w:val="24"/>
-          <w:szCs w:val="24"/>
-        </w:rPr>
-      </w:pPr>
-      <w:r>
-        <w:rPr>
-          <w:rFonts w:ascii="SimSun" w:eastAsia="SimSun" w:hAnsi="SimSun" w:cs="SimSun"/>
-          <w:sz w:val="24"/>
-          <w:szCs w:val="24"/>
-        </w:rPr>
-        <w:t>B</w:t>
-      </w:r>
-      <w:r>
-        <w:rPr>
-          <w:rFonts w:ascii="Cambria" w:eastAsia="SimSun" w:hAnsi="Cambria" w:cs="Cambria"/>
-          <w:sz w:val="24"/>
-          <w:szCs w:val="24"/>
-        </w:rPr>
-        <w:t>ả</w:t>
-      </w:r>
-      <w:r>
-        <w:rPr>
-          <w:rFonts w:ascii="SimSun" w:eastAsia="SimSun" w:hAnsi="SimSun" w:cs="SimSun"/>
-          <w:sz w:val="24"/>
-          <w:szCs w:val="24"/>
-        </w:rPr>
-        <w:t xml:space="preserve">n </w:t>
-      </w:r>
-      <w:r>
-        <w:rPr>
-          <w:rFonts w:ascii="Cambria" w:eastAsia="SimSun" w:hAnsi="Cambria" w:cs="Cambria"/>
-          <w:sz w:val="24"/>
-          <w:szCs w:val="24"/>
-        </w:rPr>
-        <w:t>đồ</w:t>
-      </w:r>
-      <w:r>
-        <w:rPr>
-          <w:rFonts w:ascii="SimSun" w:eastAsia="SimSun" w:hAnsi="SimSun" w:cs="SimSun"/>
-          <w:sz w:val="24"/>
-          <w:szCs w:val="24"/>
-        </w:rPr>
-        <w:t xml:space="preserve"> phân h</w:t>
-      </w:r>
-      <w:r>
-        <w:rPr>
-          <w:rFonts w:ascii="Cambria" w:eastAsia="SimSun" w:hAnsi="Cambria" w:cs="Cambria"/>
-          <w:sz w:val="24"/>
-          <w:szCs w:val="24"/>
-        </w:rPr>
-        <w:t>ệ</w:t>
-      </w:r>
-      <w:r>
-        <w:rPr>
-          <w:rFonts w:ascii="SimSun" w:eastAsia="SimSun" w:hAnsi="SimSun" w:cs="SimSun"/>
-          <w:sz w:val="24"/>
-          <w:szCs w:val="24"/>
-        </w:rPr>
-        <w:t>: {{ map.gas_name }} (M</w:t>
-      </w:r>
-      <w:r>
-        <w:rPr>
-          <w:rFonts w:ascii="Cambria" w:eastAsia="SimSun" w:hAnsi="Cambria" w:cs="Cambria"/>
-          <w:sz w:val="24"/>
-          <w:szCs w:val="24"/>
-        </w:rPr>
-        <w:t>ứ</w:t>
-      </w:r>
-      <w:r>
-        <w:rPr>
-          <w:rFonts w:ascii="SimSun" w:eastAsia="SimSun" w:hAnsi="SimSun" w:cs="SimSun"/>
-          <w:sz w:val="24"/>
-          <w:szCs w:val="24"/>
-        </w:rPr>
-        <w:t xml:space="preserve">c </w:t>
-      </w:r>
-      <w:r>
-        <w:rPr>
-          <w:rFonts w:ascii="Cambria" w:eastAsia="SimSun" w:hAnsi="Cambria" w:cs="Cambria"/>
-          <w:sz w:val="24"/>
-          <w:szCs w:val="24"/>
-        </w:rPr>
-        <w:t>độ</w:t>
-      </w:r>
-      <w:r>
-        <w:rPr>
-          <w:rFonts w:ascii="SimSun" w:eastAsia="SimSun" w:hAnsi="SimSun" w:cs="SimSun"/>
-          <w:sz w:val="24"/>
-          <w:szCs w:val="24"/>
-        </w:rPr>
-        <w:t xml:space="preserve"> che ph</w:t>
-      </w:r>
-      <w:r>
-        <w:rPr>
-          <w:rFonts w:ascii="Cambria" w:eastAsia="SimSun" w:hAnsi="Cambria" w:cs="Cambria"/>
-          <w:sz w:val="24"/>
-          <w:szCs w:val="24"/>
-        </w:rPr>
-        <w:t>ủ</w:t>
-      </w:r>
-      <w:r>
-        <w:rPr>
-          <w:rFonts w:ascii="SimSun" w:eastAsia="SimSun" w:hAnsi="SimSun" w:cs="SimSun"/>
-          <w:sz w:val="24"/>
-          <w:szCs w:val="24"/>
-        </w:rPr>
-        <w:t xml:space="preserve"> an toàn: {{ map.coverage }}%)</w:t>
+          <w:rFonts w:ascii="Arial" w:eastAsia="SimSun" w:hAnsi="Arial" w:cs="Arial"/>
+          <w:sz w:val="24"/>
+          <w:szCs w:val="24"/>
+        </w:rPr>
+      </w:pPr>
+      <w:r>
+        <w:rPr>
+          <w:rFonts w:ascii="Arial" w:eastAsia="SimSun" w:hAnsi="Arial" w:cs="Arial"/>
+          <w:sz w:val="24"/>
+          <w:szCs w:val="24"/>
+        </w:rPr>
+        <w:t>Bản đồ phân hệ: {{ map.gas_name }} (Mức độ che phủ an toàn: {{ map.coverage }}%)</w:t>
       </w:r>
     </w:p>
     <w:p>
@@ -599,14 +503,14 @@
         <w:spacing w:before="120" w:after="120" w:line="360" w:lineRule="auto"/>
         <w:jc w:val="both"/>
         <w:rPr>
-          <w:rFonts w:ascii="SimSun" w:eastAsia="SimSun" w:hAnsi="SimSun" w:cs="SimSun"/>
-          <w:sz w:val="24"/>
-          <w:szCs w:val="24"/>
-        </w:rPr>
-      </w:pPr>
-      <w:r>
-        <w:rPr>
-          <w:rFonts w:ascii="SimSun" w:eastAsia="SimSun" w:hAnsi="SimSun" w:cs="SimSun"/>
+          <w:rFonts w:ascii="Arial" w:eastAsia="SimSun" w:hAnsi="Arial" w:cs="Arial"/>
+          <w:sz w:val="24"/>
+          <w:szCs w:val="24"/>
+        </w:rPr>
+      </w:pPr>
+      <w:r>
+        <w:rPr>
+          <w:rFonts w:ascii="Arial" w:eastAsia="SimSun" w:hAnsi="Arial" w:cs="Arial"/>
           <w:sz w:val="24"/>
           <w:szCs w:val="24"/>
         </w:rPr>
@@ -625,14 +529,14 @@
         <w:contextualSpacing w:val="0"/>
         <w:jc w:val="both"/>
         <w:rPr>
-          <w:rFonts w:ascii="SimSun" w:eastAsia="SimSun" w:hAnsi="SimSun" w:cs="SimSun"/>
-          <w:sz w:val="24"/>
-          <w:szCs w:val="24"/>
-        </w:rPr>
-      </w:pPr>
-      <w:r>
-        <w:rPr>
-          <w:rFonts w:ascii="SimSun" w:eastAsia="SimSun" w:hAnsi="SimSun" w:cs="SimSun"/>
+          <w:rFonts w:ascii="Arial" w:eastAsia="SimSun" w:hAnsi="Arial" w:cs="Arial"/>
+          <w:sz w:val="24"/>
+          <w:szCs w:val="24"/>
+        </w:rPr>
+      </w:pPr>
+      <w:r>
+        <w:rPr>
+          <w:rFonts w:ascii="Arial" w:eastAsia="SimSun" w:hAnsi="Arial" w:cs="Arial"/>
           <w:sz w:val="24"/>
           <w:szCs w:val="24"/>
         </w:rPr>
@@ -640,7 +544,15 @@
       </w:r>
       <w:r>
         <w:rPr>
-          <w:rFonts w:ascii="SimSun" w:eastAsia="SimSun" w:hAnsi="SimSun" w:cs="SimSun"/>
+          <w:rFonts w:ascii="Arial" w:eastAsia="SimSun" w:hAnsi="Arial" w:cs="Arial"/>
+          <w:sz w:val="24"/>
+          <w:szCs w:val="24"/>
+        </w:rPr>
+        <w:t xml:space="preserve">     </w:t>
+      </w:r>
+      <w:r>
+        <w:rPr>
+          <w:rFonts w:ascii="Arial" w:eastAsia="SimSun" w:hAnsi="Arial" w:cs="Arial"/>
           <w:sz w:val="24"/>
           <w:szCs w:val="24"/>
         </w:rPr>
@@ -680,7 +592,8 @@
     <w:tbl>
       <w:tblPr>
         <w:tblStyle w:val="TableGrid"/>
-        <w:tblW w:w="5000" w:type="pct"/>
+        <w:tblW w:w="0" w:type="auto"/>
+        <w:tblLayout w:type="fixed"/>
         <w:tblLook w:val="04A0" w:firstRow="1" w:lastRow="0" w:firstColumn="1" w:lastColumn="0" w:noHBand="0" w:noVBand="1"/>
       </w:tblPr>
       <w:tblGrid>
@@ -692,7 +605,7 @@
       <w:tr>
         <w:tc>
           <w:tcPr>
-            <w:tcW w:w="671" w:type="pct"/>
+            <w:tcW w:w="1390" w:type="dxa"/>
             <w:vAlign w:val="center"/>
           </w:tcPr>
           <w:p>
@@ -721,13 +634,13 @@
                 <w:szCs w:val="24"/>
               </w:rPr>
               <w:lastRenderedPageBreak/>
-              <w:t>STT</w:t>
+              <w:t xml:space="preserve"> Stt</w:t>
             </w:r>
           </w:p>
         </w:tc>
         <w:tc>
           <w:tcPr>
-            <w:tcW w:w="1828" w:type="pct"/>
+            <w:tcW w:w="3373" w:type="dxa"/>
             <w:vAlign w:val="center"/>
           </w:tcPr>
           <w:p>
@@ -761,7 +674,7 @@
         </w:tc>
         <w:tc>
           <w:tcPr>
-            <w:tcW w:w="1250" w:type="pct"/>
+            <w:tcW w:w="2293" w:type="dxa"/>
             <w:vAlign w:val="center"/>
           </w:tcPr>
           <w:p>
@@ -795,7 +708,7 @@
         </w:tc>
         <w:tc>
           <w:tcPr>
-            <w:tcW w:w="1250" w:type="pct"/>
+            <w:tcW w:w="2294" w:type="dxa"/>
             <w:vAlign w:val="center"/>
           </w:tcPr>
           <w:p>
@@ -831,7 +744,7 @@
       <w:tr>
         <w:tc>
           <w:tcPr>
-            <w:tcW w:w="671" w:type="pct"/>
+            <w:tcW w:w="1390" w:type="dxa"/>
             <w:vAlign w:val="center"/>
           </w:tcPr>
           <w:p>
@@ -859,13 +772,31 @@
                 <w:sz w:val="24"/>
                 <w:szCs w:val="24"/>
               </w:rPr>
-              <w:t>{% for item in bom_items %}{{ item.stt }}</w:t>
+              <w:t xml:space="preserve">{% </w:t>
+            </w:r>
+            <w:r>
+              <w:rPr>
+                <w:rFonts w:ascii="Arial" w:hAnsi="Arial" w:cs="Arial"/>
+                <w:bCs/>
+                <w:sz w:val="24"/>
+                <w:szCs w:val="24"/>
+              </w:rPr>
+              <w:t xml:space="preserve">tr </w:t>
+            </w:r>
+            <w:r>
+              <w:rPr>
+                <w:rFonts w:ascii="Arial" w:hAnsi="Arial" w:cs="Arial"/>
+                <w:bCs/>
+                <w:sz w:val="24"/>
+                <w:szCs w:val="24"/>
+              </w:rPr>
+              <w:t>for item in bom_items %}{{ item.stt }}</w:t>
             </w:r>
           </w:p>
         </w:tc>
         <w:tc>
           <w:tcPr>
-            <w:tcW w:w="1828" w:type="pct"/>
+            <w:tcW w:w="3373" w:type="dxa"/>
             <w:vAlign w:val="center"/>
           </w:tcPr>
           <w:p>
@@ -899,7 +830,7 @@
         </w:tc>
         <w:tc>
           <w:tcPr>
-            <w:tcW w:w="1250" w:type="pct"/>
+            <w:tcW w:w="2293" w:type="dxa"/>
             <w:vAlign w:val="center"/>
           </w:tcPr>
           <w:p>
@@ -933,7 +864,7 @@
         </w:tc>
         <w:tc>
           <w:tcPr>
-            <w:tcW w:w="1250" w:type="pct"/>
+            <w:tcW w:w="2294" w:type="dxa"/>
             <w:vAlign w:val="center"/>
           </w:tcPr>
           <w:p>
@@ -961,7 +892,25 @@
                 <w:sz w:val="24"/>
                 <w:szCs w:val="24"/>
               </w:rPr>
-              <w:t>{{ item.qty }}{% endfor %}</w:t>
+              <w:t>{{ item.qty }}{%</w:t>
+            </w:r>
+            <w:r>
+              <w:rPr>
+                <w:rFonts w:ascii="Arial" w:hAnsi="Arial" w:cs="Arial"/>
+                <w:bCs/>
+                <w:sz w:val="24"/>
+                <w:szCs w:val="24"/>
+              </w:rPr>
+              <w:t xml:space="preserve"> tr</w:t>
+            </w:r>
+            <w:r>
+              <w:rPr>
+                <w:rFonts w:ascii="Arial" w:hAnsi="Arial" w:cs="Arial"/>
+                <w:bCs/>
+                <w:sz w:val="24"/>
+                <w:szCs w:val="24"/>
+              </w:rPr>
+              <w:t xml:space="preserve"> endfor %}</w:t>
             </w:r>
           </w:p>
         </w:tc>

--- a/RKV_Baocao.docx
+++ b/RKV_Baocao.docx
@@ -772,25 +772,7 @@
                 <w:sz w:val="24"/>
                 <w:szCs w:val="24"/>
               </w:rPr>
-              <w:t xml:space="preserve">{% </w:t>
-            </w:r>
-            <w:r>
-              <w:rPr>
-                <w:rFonts w:ascii="Arial" w:hAnsi="Arial" w:cs="Arial"/>
-                <w:bCs/>
-                <w:sz w:val="24"/>
-                <w:szCs w:val="24"/>
-              </w:rPr>
-              <w:t xml:space="preserve">tr </w:t>
-            </w:r>
-            <w:r>
-              <w:rPr>
-                <w:rFonts w:ascii="Arial" w:hAnsi="Arial" w:cs="Arial"/>
-                <w:bCs/>
-                <w:sz w:val="24"/>
-                <w:szCs w:val="24"/>
-              </w:rPr>
-              <w:t>for item in bom_items %}{{ item.stt }}</w:t>
+              <w:t>{% tr for item in bom_items %}{{ item.stt }}</w:t>
             </w:r>
           </w:p>
         </w:tc>
@@ -892,25 +874,7 @@
                 <w:sz w:val="24"/>
                 <w:szCs w:val="24"/>
               </w:rPr>
-              <w:t>{{ item.qty }}{%</w:t>
-            </w:r>
-            <w:r>
-              <w:rPr>
-                <w:rFonts w:ascii="Arial" w:hAnsi="Arial" w:cs="Arial"/>
-                <w:bCs/>
-                <w:sz w:val="24"/>
-                <w:szCs w:val="24"/>
-              </w:rPr>
-              <w:t xml:space="preserve"> tr</w:t>
-            </w:r>
-            <w:r>
-              <w:rPr>
-                <w:rFonts w:ascii="Arial" w:hAnsi="Arial" w:cs="Arial"/>
-                <w:bCs/>
-                <w:sz w:val="24"/>
-                <w:szCs w:val="24"/>
-              </w:rPr>
-              <w:t xml:space="preserve"> endfor %}</w:t>
+              <w:t>{{ item.qty }}{% tr endfor %}</w:t>
             </w:r>
           </w:p>
         </w:tc>

--- a/RKV_Baocao.docx
+++ b/RKV_Baocao.docx
@@ -466,7 +466,23 @@
           <w:sz w:val="24"/>
           <w:szCs w:val="24"/>
         </w:rPr>
-        <w:t>{% for map in gas_maps %}</w:t>
+        <w:t>{%</w:t>
+      </w:r>
+      <w:r>
+        <w:rPr>
+          <w:rFonts w:ascii="Arial" w:eastAsia="SimSun" w:hAnsi="Arial" w:cs="Arial"/>
+          <w:sz w:val="24"/>
+          <w:szCs w:val="24"/>
+        </w:rPr>
+        <w:t>p</w:t>
+      </w:r>
+      <w:r>
+        <w:rPr>
+          <w:rFonts w:ascii="Arial" w:eastAsia="SimSun" w:hAnsi="Arial" w:cs="Arial"/>
+          <w:sz w:val="24"/>
+          <w:szCs w:val="24"/>
+        </w:rPr>
+        <w:t xml:space="preserve"> for map in gas_maps %}</w:t>
       </w:r>
     </w:p>
     <w:p>
@@ -556,7 +572,23 @@
           <w:sz w:val="24"/>
           <w:szCs w:val="24"/>
         </w:rPr>
-        <w:t>{% endfor %}</w:t>
+        <w:t>{%</w:t>
+      </w:r>
+      <w:r>
+        <w:rPr>
+          <w:rFonts w:ascii="Arial" w:eastAsia="SimSun" w:hAnsi="Arial" w:cs="Arial"/>
+          <w:sz w:val="24"/>
+          <w:szCs w:val="24"/>
+        </w:rPr>
+        <w:t>p</w:t>
+      </w:r>
+      <w:r>
+        <w:rPr>
+          <w:rFonts w:ascii="Arial" w:eastAsia="SimSun" w:hAnsi="Arial" w:cs="Arial"/>
+          <w:sz w:val="24"/>
+          <w:szCs w:val="24"/>
+        </w:rPr>
+        <w:t xml:space="preserve"> endfor %}</w:t>
       </w:r>
     </w:p>
     <w:p>
@@ -772,7 +804,7 @@
                 <w:sz w:val="24"/>
                 <w:szCs w:val="24"/>
               </w:rPr>
-              <w:t>{% tr for item in bom_items %}{{ item.stt }}</w:t>
+              <w:t>{%tr for item in bom_items %}{{ item.stt }}</w:t>
             </w:r>
           </w:p>
         </w:tc>
@@ -874,7 +906,7 @@
                 <w:sz w:val="24"/>
                 <w:szCs w:val="24"/>
               </w:rPr>
-              <w:t>{{ item.qty }}{% tr endfor %}</w:t>
+              <w:t>{{ item.qty }}{%tr endfor %}</w:t>
             </w:r>
           </w:p>
         </w:tc>
